--- a/label_template_5x3_5cm.docx
+++ b/label_template_5x3_5cm.docx
@@ -149,15 +149,7 @@
           <w:rtl/>
           <w:lang w:bidi="ar-SY"/>
         </w:rPr>
-        <w:t>409</w:t>
-      </w:r>
-      <w:r>
-        <w:rPr>
-          <w:rFonts w:asciiTheme="majorHAnsi" w:hAnsiTheme="majorHAnsi" w:cstheme="majorHAnsi" w:hint="cs"/>
-          <w:rtl/>
-          <w:lang w:bidi="ar-SY"/>
-        </w:rPr>
-        <w:t xml:space="preserve">  </w:t>
+        <w:t xml:space="preserve">409  </w:t>
       </w:r>
     </w:p>
     <w:p>
@@ -347,7 +339,19 @@
           <w:lang w:bidi="ar-SY"/>
         </w:rPr>
         <w:lastRenderedPageBreak/>
-        <w:t>سائل جلي تفاح</w:t>
+        <w:t xml:space="preserve">سائل جلي </w:t>
+      </w:r>
+      <w:r>
+        <w:rPr>
+          <w:rFonts w:asciiTheme="majorHAnsi" w:hAnsiTheme="majorHAnsi" w:cstheme="majorHAnsi" w:hint="cs"/>
+          <w:b/>
+          <w:bCs/>
+          <w:sz w:val="56"/>
+          <w:szCs w:val="56"/>
+          <w:rtl/>
+          <w:lang w:bidi="ar-SY"/>
+        </w:rPr>
+        <w:t>سادة</w:t>
       </w:r>
     </w:p>
     <w:p>

--- a/label_template_5x3_5cm.docx
+++ b/label_template_5x3_5cm.docx
@@ -339,7 +339,7 @@
           <w:lang w:bidi="ar-SY"/>
         </w:rPr>
         <w:lastRenderedPageBreak/>
-        <w:t xml:space="preserve">سائل جلي </w:t>
+        <w:t>شا</w:t>
       </w:r>
       <w:r>
         <w:rPr>
@@ -351,7 +351,31 @@
           <w:rtl/>
           <w:lang w:bidi="ar-SY"/>
         </w:rPr>
-        <w:t>سادة</w:t>
+        <w:t xml:space="preserve">مبو </w:t>
+      </w:r>
+      <w:r>
+        <w:rPr>
+          <w:rFonts w:asciiTheme="majorHAnsi" w:hAnsiTheme="majorHAnsi" w:cstheme="majorHAnsi"/>
+          <w:b/>
+          <w:bCs/>
+          <w:sz w:val="56"/>
+          <w:szCs w:val="56"/>
+          <w:rtl/>
+          <w:lang w:bidi="ar-SY"/>
+        </w:rPr>
+        <w:br/>
+      </w:r>
+      <w:r>
+        <w:rPr>
+          <w:rFonts w:asciiTheme="majorHAnsi" w:hAnsiTheme="majorHAnsi" w:cstheme="majorHAnsi" w:hint="cs"/>
+          <w:b/>
+          <w:bCs/>
+          <w:sz w:val="48"/>
+          <w:szCs w:val="48"/>
+          <w:rtl/>
+          <w:lang w:bidi="ar-SY"/>
+        </w:rPr>
+        <w:t>هيد اند شولدرز</w:t>
       </w:r>
     </w:p>
     <w:p>
@@ -426,7 +450,7 @@
           <w:rtl/>
           <w:lang w:bidi="ar-SY"/>
         </w:rPr>
-        <w:t xml:space="preserve">كلور </w:t>
+        <w:t>عملاق</w:t>
       </w:r>
     </w:p>
     <w:p>

--- a/label_template_5x3_5cm.docx
+++ b/label_template_5x3_5cm.docx
@@ -207,8 +207,8 @@
         <w:jc w:val="center"/>
         <w:rPr>
           <w:rFonts w:asciiTheme="majorHAnsi" w:hAnsiTheme="majorHAnsi" w:cstheme="majorHAnsi"/>
-          <w:sz w:val="24"/>
-          <w:szCs w:val="24"/>
+          <w:sz w:val="96"/>
+          <w:szCs w:val="96"/>
           <w:lang w:bidi="ar-SY"/>
         </w:rPr>
         <w:sectPr>
@@ -311,7 +311,7 @@
     </w:p>
     <w:p>
       <w:pPr>
-        <w:spacing w:after="0"/>
+        <w:spacing w:before="120" w:after="0"/>
         <w:jc w:val="center"/>
         <w:rPr>
           <w:rFonts w:asciiTheme="majorHAnsi" w:hAnsiTheme="majorHAnsi" w:cstheme="majorHAnsi"/>
@@ -319,7 +319,6 @@
           <w:bCs/>
           <w:sz w:val="56"/>
           <w:szCs w:val="56"/>
-          <w:lang w:bidi="ar-SY"/>
         </w:rPr>
         <w:sectPr>
           <w:pgSz w:w="2880" w:h="1803" w:code="264"/>
@@ -336,46 +335,9 @@
           <w:sz w:val="56"/>
           <w:szCs w:val="56"/>
           <w:rtl/>
-          <w:lang w:bidi="ar-SY"/>
         </w:rPr>
         <w:lastRenderedPageBreak/>
-        <w:t>شا</w:t>
-      </w:r>
-      <w:r>
-        <w:rPr>
-          <w:rFonts w:asciiTheme="majorHAnsi" w:hAnsiTheme="majorHAnsi" w:cstheme="majorHAnsi" w:hint="cs"/>
-          <w:b/>
-          <w:bCs/>
-          <w:sz w:val="56"/>
-          <w:szCs w:val="56"/>
-          <w:rtl/>
-          <w:lang w:bidi="ar-SY"/>
-        </w:rPr>
-        <w:t xml:space="preserve">مبو </w:t>
-      </w:r>
-      <w:r>
-        <w:rPr>
-          <w:rFonts w:asciiTheme="majorHAnsi" w:hAnsiTheme="majorHAnsi" w:cstheme="majorHAnsi"/>
-          <w:b/>
-          <w:bCs/>
-          <w:sz w:val="56"/>
-          <w:szCs w:val="56"/>
-          <w:rtl/>
-          <w:lang w:bidi="ar-SY"/>
-        </w:rPr>
-        <w:br/>
-      </w:r>
-      <w:r>
-        <w:rPr>
-          <w:rFonts w:asciiTheme="majorHAnsi" w:hAnsiTheme="majorHAnsi" w:cstheme="majorHAnsi" w:hint="cs"/>
-          <w:b/>
-          <w:bCs/>
-          <w:sz w:val="48"/>
-          <w:szCs w:val="48"/>
-          <w:rtl/>
-          <w:lang w:bidi="ar-SY"/>
-        </w:rPr>
-        <w:t>هيد اند شولدرز</w:t>
+        <w:t xml:space="preserve">سائل جلي سادة </w:t>
       </w:r>
     </w:p>
     <w:p>

--- a/label_template_5x3_5cm.docx
+++ b/label_template_5x3_5cm.docx
@@ -311,7 +311,7 @@
     </w:p>
     <w:p>
       <w:pPr>
-        <w:spacing w:before="120" w:after="0"/>
+        <w:spacing w:after="0"/>
         <w:jc w:val="center"/>
         <w:rPr>
           <w:rFonts w:asciiTheme="majorHAnsi" w:hAnsiTheme="majorHAnsi" w:cstheme="majorHAnsi"/>
@@ -337,7 +337,7 @@
           <w:rtl/>
         </w:rPr>
         <w:lastRenderedPageBreak/>
-        <w:t xml:space="preserve">سائل جلي سادة </w:t>
+        <w:t>سائل جلي تفاح</w:t>
       </w:r>
     </w:p>
     <w:p>

--- a/label_template_5x3_5cm.docx
+++ b/label_template_5x3_5cm.docx
@@ -311,14 +311,14 @@
     </w:p>
     <w:p>
       <w:pPr>
-        <w:spacing w:after="0"/>
+        <w:spacing w:before="120" w:after="0"/>
         <w:jc w:val="center"/>
         <w:rPr>
           <w:rFonts w:asciiTheme="majorHAnsi" w:hAnsiTheme="majorHAnsi" w:cstheme="majorHAnsi"/>
           <w:b/>
           <w:bCs/>
-          <w:sz w:val="56"/>
-          <w:szCs w:val="56"/>
+          <w:sz w:val="96"/>
+          <w:szCs w:val="96"/>
         </w:rPr>
         <w:sectPr>
           <w:pgSz w:w="2880" w:h="1803" w:code="264"/>
@@ -332,12 +332,12 @@
           <w:rFonts w:asciiTheme="majorHAnsi" w:hAnsiTheme="majorHAnsi" w:cstheme="majorHAnsi" w:hint="cs"/>
           <w:b/>
           <w:bCs/>
-          <w:sz w:val="56"/>
-          <w:szCs w:val="56"/>
+          <w:sz w:val="96"/>
+          <w:szCs w:val="96"/>
           <w:rtl/>
         </w:rPr>
         <w:lastRenderedPageBreak/>
-        <w:t>سائل جلي تفاح</w:t>
+        <w:t>شامبو</w:t>
       </w:r>
     </w:p>
     <w:p>

--- a/label_template_5x3_5cm.docx
+++ b/label_template_5x3_5cm.docx
@@ -226,7 +226,6 @@
         </w:rPr>
         <w:t xml:space="preserve"> </w:t>
       </w:r>
-      <w:proofErr w:type="gramStart"/>
       <w:r>
         <w:rPr>
           <w:rFonts w:asciiTheme="majorHAnsi" w:hAnsiTheme="majorHAnsi" w:cstheme="majorHAnsi" w:hint="cs"/>
@@ -235,18 +234,7 @@
           <w:rtl/>
           <w:lang w:bidi="ar-SY"/>
         </w:rPr>
-        <w:t>الوزن :</w:t>
-      </w:r>
-      <w:proofErr w:type="gramEnd"/>
-      <w:r>
-        <w:rPr>
-          <w:rFonts w:asciiTheme="majorHAnsi" w:hAnsiTheme="majorHAnsi" w:cstheme="majorHAnsi" w:hint="cs"/>
-          <w:sz w:val="24"/>
-          <w:szCs w:val="24"/>
-          <w:rtl/>
-          <w:lang w:bidi="ar-SY"/>
-        </w:rPr>
-        <w:t xml:space="preserve"> 25 كغ</w:t>
+        <w:t>الوزن : 25 كغ</w:t>
       </w:r>
       <w:r>
         <w:rPr>
@@ -317,8 +305,8 @@
           <w:rFonts w:asciiTheme="majorHAnsi" w:hAnsiTheme="majorHAnsi" w:cstheme="majorHAnsi"/>
           <w:b/>
           <w:bCs/>
-          <w:sz w:val="96"/>
-          <w:szCs w:val="96"/>
+          <w:sz w:val="56"/>
+          <w:szCs w:val="56"/>
         </w:rPr>
         <w:sectPr>
           <w:pgSz w:w="2880" w:h="1803" w:code="264"/>
@@ -332,12 +320,12 @@
           <w:rFonts w:asciiTheme="majorHAnsi" w:hAnsiTheme="majorHAnsi" w:cstheme="majorHAnsi" w:hint="cs"/>
           <w:b/>
           <w:bCs/>
-          <w:sz w:val="96"/>
-          <w:szCs w:val="96"/>
+          <w:sz w:val="56"/>
+          <w:szCs w:val="56"/>
           <w:rtl/>
         </w:rPr>
         <w:lastRenderedPageBreak/>
-        <w:t>شامبو</w:t>
+        <w:t>سائل جلي ليلك</w:t>
       </w:r>
     </w:p>
     <w:p>

--- a/label_template_5x3_5cm.docx
+++ b/label_template_5x3_5cm.docx
@@ -226,6 +226,7 @@
         </w:rPr>
         <w:t xml:space="preserve"> </w:t>
       </w:r>
+      <w:proofErr w:type="gramStart"/>
       <w:r>
         <w:rPr>
           <w:rFonts w:asciiTheme="majorHAnsi" w:hAnsiTheme="majorHAnsi" w:cstheme="majorHAnsi" w:hint="cs"/>
@@ -234,7 +235,18 @@
           <w:rtl/>
           <w:lang w:bidi="ar-SY"/>
         </w:rPr>
-        <w:t>الوزن : 25 كغ</w:t>
+        <w:t>الوزن :</w:t>
+      </w:r>
+      <w:proofErr w:type="gramEnd"/>
+      <w:r>
+        <w:rPr>
+          <w:rFonts w:asciiTheme="majorHAnsi" w:hAnsiTheme="majorHAnsi" w:cstheme="majorHAnsi" w:hint="cs"/>
+          <w:sz w:val="24"/>
+          <w:szCs w:val="24"/>
+          <w:rtl/>
+          <w:lang w:bidi="ar-SY"/>
+        </w:rPr>
+        <w:t xml:space="preserve"> 25 كغ</w:t>
       </w:r>
       <w:r>
         <w:rPr>
@@ -305,8 +317,8 @@
           <w:rFonts w:asciiTheme="majorHAnsi" w:hAnsiTheme="majorHAnsi" w:cstheme="majorHAnsi"/>
           <w:b/>
           <w:bCs/>
-          <w:sz w:val="56"/>
-          <w:szCs w:val="56"/>
+          <w:sz w:val="96"/>
+          <w:szCs w:val="96"/>
         </w:rPr>
         <w:sectPr>
           <w:pgSz w:w="2880" w:h="1803" w:code="264"/>
@@ -320,12 +332,12 @@
           <w:rFonts w:asciiTheme="majorHAnsi" w:hAnsiTheme="majorHAnsi" w:cstheme="majorHAnsi" w:hint="cs"/>
           <w:b/>
           <w:bCs/>
-          <w:sz w:val="56"/>
-          <w:szCs w:val="56"/>
+          <w:sz w:val="96"/>
+          <w:szCs w:val="96"/>
           <w:rtl/>
         </w:rPr>
         <w:lastRenderedPageBreak/>
-        <w:t>سائل جلي ليلك</w:t>
+        <w:t>كلور</w:t>
       </w:r>
     </w:p>
     <w:p>
